--- a/calls/HORIZON-CL2-2027-01-DEMOCRACY-04.docx
+++ b/calls/HORIZON-CL2-2027-01-DEMOCRACY-04.docx
@@ -139,12 +139,14 @@
       <w:pPr>
         <w:spacing w:after="0"/>
       </w:pPr>
+      <w:proofErr w:type="gramStart"/>
       <w:r>
         <w:rPr>
           <w:rFonts w:ascii="Aptos" w:eastAsia="Aptos" w:hAnsi="Aptos" w:cs="Aptos"/>
         </w:rPr>
         <w:t>single-stage</w:t>
       </w:r>
+      <w:proofErr w:type="gramEnd"/>
     </w:p>
     <w:p>
       <w:pPr>
@@ -236,7 +238,21 @@
         <w:rPr>
           <w:rFonts w:ascii="Aptos" w:eastAsia="Aptos" w:hAnsi="Aptos" w:cs="Aptos"/>
         </w:rPr>
-        <w:t>Projects should contribute to all of the following expected outcomes:</w:t>
+        <w:t xml:space="preserve">Projects should contribute to </w:t>
+      </w:r>
+      <w:proofErr w:type="gramStart"/>
+      <w:r>
+        <w:rPr>
+          <w:rFonts w:ascii="Aptos" w:eastAsia="Aptos" w:hAnsi="Aptos" w:cs="Aptos"/>
+        </w:rPr>
+        <w:t>all of</w:t>
+      </w:r>
+      <w:proofErr w:type="gramEnd"/>
+      <w:r>
+        <w:rPr>
+          <w:rFonts w:ascii="Aptos" w:eastAsia="Aptos" w:hAnsi="Aptos" w:cs="Aptos"/>
+        </w:rPr>
+        <w:t xml:space="preserve"> the following expected outcomes:</w:t>
       </w:r>
     </w:p>
     <w:p>
@@ -300,14 +316,29 @@
         <w:rPr>
           <w:rFonts w:ascii="Aptos" w:eastAsia="Aptos" w:hAnsi="Aptos" w:cs="Aptos"/>
         </w:rPr>
-        <w:t>, in line with the obligations set out in the EU Regulation on artificial intelligence</w:t>
+        <w:t xml:space="preserve">, in line with the obligations set out in the EU Regulation on artificial </w:t>
+      </w:r>
+      <w:proofErr w:type="gramStart"/>
+      <w:r>
+        <w:rPr>
+          <w:rFonts w:ascii="Aptos" w:eastAsia="Aptos" w:hAnsi="Aptos" w:cs="Aptos"/>
+        </w:rPr>
+        <w:t>intelligence</w:t>
       </w:r>
       <w:r>
         <w:rPr>
           <w:rFonts w:ascii="Aptos" w:eastAsia="Aptos" w:hAnsi="Aptos" w:cs="Aptos"/>
           <w:vertAlign w:val="superscript"/>
         </w:rPr>
-        <w:t>[1]</w:t>
+        <w:t>[</w:t>
+      </w:r>
+      <w:proofErr w:type="gramEnd"/>
+      <w:r>
+        <w:rPr>
+          <w:rFonts w:ascii="Aptos" w:eastAsia="Aptos" w:hAnsi="Aptos" w:cs="Aptos"/>
+          <w:vertAlign w:val="superscript"/>
+        </w:rPr>
+        <w:t>1]</w:t>
       </w:r>
       <w:r>
         <w:rPr>
@@ -378,7 +409,33 @@
           <w:rFonts w:ascii="Aptos" w:eastAsia="Aptos" w:hAnsi="Aptos" w:cs="Aptos"/>
         </w:rPr>
         <w:lastRenderedPageBreak/>
-        <w:t xml:space="preserve">Strengthened capacity of academic institutions to conduct societally relevant AI research and drive the development of trustworthy, ethical AI models, enabled by increased academia-industry collaboration and better access to e.g., computing infrastructure, high-quality datasets, collaborative tools, and funding. </w:t>
+        <w:t xml:space="preserve">Strengthened </w:t>
+      </w:r>
+      <w:r>
+        <w:rPr>
+          <w:rFonts w:ascii="Aptos" w:eastAsia="Aptos" w:hAnsi="Aptos" w:cs="Aptos"/>
+          <w:highlight w:val="yellow"/>
+        </w:rPr>
+        <w:t>capacity of academic institutions</w:t>
+      </w:r>
+      <w:r>
+        <w:rPr>
+          <w:rFonts w:ascii="Aptos" w:eastAsia="Aptos" w:hAnsi="Aptos" w:cs="Aptos"/>
+        </w:rPr>
+        <w:t xml:space="preserve"> to conduct societally relevant AI research and drive the development of trustworthy, ethical AI models, enabled by increased </w:t>
+      </w:r>
+      <w:r>
+        <w:rPr>
+          <w:rFonts w:ascii="Aptos" w:eastAsia="Aptos" w:hAnsi="Aptos" w:cs="Aptos"/>
+          <w:highlight w:val="yellow"/>
+        </w:rPr>
+        <w:t>academia-industry collaboration</w:t>
+      </w:r>
+      <w:r>
+        <w:rPr>
+          <w:rFonts w:ascii="Aptos" w:eastAsia="Aptos" w:hAnsi="Aptos" w:cs="Aptos"/>
+        </w:rPr>
+        <w:t xml:space="preserve"> and better access to e.g., computing infrastructure, high-quality datasets, collaborative tools, and funding. </w:t>
       </w:r>
     </w:p>
     <w:p>
@@ -400,7 +457,21 @@
         <w:rPr>
           <w:rFonts w:ascii="Aptos" w:eastAsia="Aptos" w:hAnsi="Aptos" w:cs="Aptos"/>
         </w:rPr>
-        <w:t xml:space="preserve">The rapid development and deployment of AI technologies, along with their malicious use such as the creation of artificially generated and manipulated content,, profoundly impacts democracy, equality, social inclusion, and knowledge production, and contributes to the rise of cyberviolence. Although AI can offer many opportunities, its misuse can facilitate/amplify inequalities and power imbalances, spread misinformation and cyberviolence against women, children and minorities, concentrate data control, and undermine democratic processes. Hence, </w:t>
+        <w:t xml:space="preserve">The rapid development and deployment of AI technologies, along with their malicious use such as the creation of artificially generated and manipulated </w:t>
+      </w:r>
+      <w:proofErr w:type="gramStart"/>
+      <w:r>
+        <w:rPr>
+          <w:rFonts w:ascii="Aptos" w:eastAsia="Aptos" w:hAnsi="Aptos" w:cs="Aptos"/>
+        </w:rPr>
+        <w:t>content,,</w:t>
+      </w:r>
+      <w:proofErr w:type="gramEnd"/>
+      <w:r>
+        <w:rPr>
+          <w:rFonts w:ascii="Aptos" w:eastAsia="Aptos" w:hAnsi="Aptos" w:cs="Aptos"/>
+        </w:rPr>
+        <w:t xml:space="preserve"> profoundly impacts democracy, equality, social inclusion, and knowledge production, and contributes to the rise of cyberviolence. Although AI can offer many opportunities, its misuse can facilitate/amplify inequalities and power imbalances, spread misinformation and cyberviolence against women, children and minorities, concentrate data control, and undermine democratic processes. Hence, </w:t>
       </w:r>
       <w:r>
         <w:rPr>
@@ -454,7 +525,15 @@
           <w:rFonts w:ascii="Aptos" w:eastAsia="Aptos" w:hAnsi="Aptos" w:cs="Aptos"/>
           <w:highlight w:val="yellow"/>
         </w:rPr>
-        <w:t>Proposals should explore how AI-driven technologies and their use may either exacerbate or mitigate</w:t>
+        <w:t xml:space="preserve">Proposals should explore how AI-driven technologies and their use may either exacerbate or </w:t>
+      </w:r>
+      <w:proofErr w:type="gramStart"/>
+      <w:r>
+        <w:rPr>
+          <w:rFonts w:ascii="Aptos" w:eastAsia="Aptos" w:hAnsi="Aptos" w:cs="Aptos"/>
+          <w:highlight w:val="yellow"/>
+        </w:rPr>
+        <w:t>mitigate</w:t>
       </w:r>
       <w:r>
         <w:rPr>
@@ -462,7 +541,16 @@
           <w:highlight w:val="yellow"/>
           <w:vertAlign w:val="superscript"/>
         </w:rPr>
-        <w:t>[2]</w:t>
+        <w:t>[</w:t>
+      </w:r>
+      <w:proofErr w:type="gramEnd"/>
+      <w:r>
+        <w:rPr>
+          <w:rFonts w:ascii="Aptos" w:eastAsia="Aptos" w:hAnsi="Aptos" w:cs="Aptos"/>
+          <w:highlight w:val="yellow"/>
+          <w:vertAlign w:val="superscript"/>
+        </w:rPr>
+        <w:t>2]</w:t>
       </w:r>
       <w:r>
         <w:rPr>
@@ -511,7 +599,21 @@
         <w:rPr>
           <w:rFonts w:ascii="Aptos" w:eastAsia="Aptos" w:hAnsi="Aptos" w:cs="Aptos"/>
         </w:rPr>
-        <w:t xml:space="preserve">Furthermore, proposals should look into how </w:t>
+        <w:t xml:space="preserve">Furthermore, proposals should </w:t>
+      </w:r>
+      <w:proofErr w:type="gramStart"/>
+      <w:r>
+        <w:rPr>
+          <w:rFonts w:ascii="Aptos" w:eastAsia="Aptos" w:hAnsi="Aptos" w:cs="Aptos"/>
+        </w:rPr>
+        <w:t>look into</w:t>
+      </w:r>
+      <w:proofErr w:type="gramEnd"/>
+      <w:r>
+        <w:rPr>
+          <w:rFonts w:ascii="Aptos" w:eastAsia="Aptos" w:hAnsi="Aptos" w:cs="Aptos"/>
+        </w:rPr>
+        <w:t xml:space="preserve"> how </w:t>
       </w:r>
       <w:r>
         <w:rPr>
@@ -598,7 +700,21 @@
         <w:rPr>
           <w:rFonts w:ascii="Aptos" w:eastAsia="Aptos" w:hAnsi="Aptos" w:cs="Aptos"/>
         </w:rPr>
-        <w:t xml:space="preserve"> Proposals should explore inclusive and innovative tools and methodologies for detecting and mitigating deepfakes, disinformation, and cyberviolence facilitated through AI, designed for broad adoption by policymakers, technology developers, media organisations, and the general public.</w:t>
+        <w:t xml:space="preserve"> Proposals should explore inclusive and innovative tools and methodologies for detecting and mitigating deepfakes, disinformation, and cyberviolence facilitated through AI, designed for broad adoption by policymakers, technology developers, media organisations, and the </w:t>
+      </w:r>
+      <w:proofErr w:type="gramStart"/>
+      <w:r>
+        <w:rPr>
+          <w:rFonts w:ascii="Aptos" w:eastAsia="Aptos" w:hAnsi="Aptos" w:cs="Aptos"/>
+        </w:rPr>
+        <w:t>general public</w:t>
+      </w:r>
+      <w:proofErr w:type="gramEnd"/>
+      <w:r>
+        <w:rPr>
+          <w:rFonts w:ascii="Aptos" w:eastAsia="Aptos" w:hAnsi="Aptos" w:cs="Aptos"/>
+        </w:rPr>
+        <w:t>.</w:t>
       </w:r>
     </w:p>
     <w:p>
@@ -642,14 +758,29 @@
         <w:rPr>
           <w:rFonts w:ascii="Aptos" w:eastAsia="Aptos" w:hAnsi="Aptos" w:cs="Aptos"/>
         </w:rPr>
-        <w:t>The projects selected for funding are encouraged to collaborate with the JRC to seek synergies with its work on innovations in public governance</w:t>
+        <w:t xml:space="preserve">The projects selected for funding are encouraged to collaborate with the JRC to seek synergies with its work on innovations in public </w:t>
+      </w:r>
+      <w:proofErr w:type="gramStart"/>
+      <w:r>
+        <w:rPr>
+          <w:rFonts w:ascii="Aptos" w:eastAsia="Aptos" w:hAnsi="Aptos" w:cs="Aptos"/>
+        </w:rPr>
+        <w:t>governance</w:t>
       </w:r>
       <w:r>
         <w:rPr>
           <w:rFonts w:ascii="Aptos" w:eastAsia="Aptos" w:hAnsi="Aptos" w:cs="Aptos"/>
           <w:vertAlign w:val="superscript"/>
         </w:rPr>
-        <w:t>[3]</w:t>
+        <w:t>[</w:t>
+      </w:r>
+      <w:proofErr w:type="gramEnd"/>
+      <w:r>
+        <w:rPr>
+          <w:rFonts w:ascii="Aptos" w:eastAsia="Aptos" w:hAnsi="Aptos" w:cs="Aptos"/>
+          <w:vertAlign w:val="superscript"/>
+        </w:rPr>
+        <w:t>3]</w:t>
       </w:r>
       <w:r>
         <w:rPr>
@@ -759,7 +890,21 @@
         <w:rPr>
           <w:rFonts w:ascii="Aptos" w:eastAsia="Aptos" w:hAnsi="Aptos" w:cs="Aptos"/>
         </w:rPr>
-        <w:t xml:space="preserve">Democracy is cultural practice as much as it is a political system. It is a key strength of European societies, helping ensure respect for equality, the rule of law, fundamental rights and liberty. Actors with anti-democratic tendencies attack democracies and their institutions because democracy is a safeguard against them[[The </w:t>
+        <w:t xml:space="preserve">Democracy is cultural practice as much as it is a political system. It is a key strength of European societies, helping ensure respect for equality, the rule of law, fundamental rights and liberty. Actors with anti-democratic tendencies attack democracies and their institutions because democracy is a safeguard against </w:t>
+      </w:r>
+      <w:proofErr w:type="gramStart"/>
+      <w:r>
+        <w:rPr>
+          <w:rFonts w:ascii="Aptos" w:eastAsia="Aptos" w:hAnsi="Aptos" w:cs="Aptos"/>
+        </w:rPr>
+        <w:t>them[</w:t>
+      </w:r>
+      <w:proofErr w:type="gramEnd"/>
+      <w:r>
+        <w:rPr>
+          <w:rFonts w:ascii="Aptos" w:eastAsia="Aptos" w:hAnsi="Aptos" w:cs="Aptos"/>
+        </w:rPr>
+        <w:t xml:space="preserve">[The </w:t>
       </w:r>
       <w:hyperlink r:id="rId7">
         <w:r>
@@ -773,7 +918,21 @@
         <w:rPr>
           <w:rFonts w:ascii="Aptos" w:eastAsia="Aptos" w:hAnsi="Aptos" w:cs="Aptos"/>
         </w:rPr>
-        <w:t xml:space="preserve"> (“25 years of Autocratization-Democracy Trumped?”) confirms the appalling signs, indicators and tendencies captured over previous years of measurement: “The trend of the ‘third wave of autocratization’ is deepening and spreading. That includes weakening of democracy in some established liberal democracies, breakdown of democracy in countries that were democratic for most of the 21st century, as well as deepening of autocracy in already autocratic states […] The global democratic decline deepens, regardless of how we slice the data and whichever measure we use” (pp. 9 and 10)]]. Even traditionally well-functioning democracies face many challenges, which means that they also continuously need to adapt as conditions change. Social sciences and humanities (SSH) research plays a crucial role in understanding current challenges and threats and mapping future pathways for innovative solutions. Building on historical, cultural, social, legal and philosophical perspectives, research will foster the further development of democracy with a view to enhancing citizen participation and inclusive policymaking, promoting equality and inclusiveness, addressing the impact of AI and the digital transformation of democracy. It will also reinforce democratic resilience and civic preparedness, and preserve the role of free, independent and plural media as key tenets of democracy, among other objectives.</w:t>
+        <w:t xml:space="preserve"> (“25 years of Autocratization-Democracy Trumped?”) confirms the appalling signs, indicators and tendencies captured over previous years of measurement: “The trend of the ‘third wave of autocratization’ is deepening and spreading. That includes weakening of democracy in some established liberal democracies, breakdown of democracy in countries that were democratic for most of the 21st century, as well as deepening of autocracy in already autocratic states […] The global democratic decline deepens, regardless of how we slice the data and whichever measure we use” (pp. 9 and 10)]]. Even traditionally well-functioning democracies face many challenges, which means that they also continuously need to adapt as conditions change. Social sciences and humanities (SSH) research </w:t>
+      </w:r>
+      <w:proofErr w:type="gramStart"/>
+      <w:r>
+        <w:rPr>
+          <w:rFonts w:ascii="Aptos" w:eastAsia="Aptos" w:hAnsi="Aptos" w:cs="Aptos"/>
+        </w:rPr>
+        <w:t>plays</w:t>
+      </w:r>
+      <w:proofErr w:type="gramEnd"/>
+      <w:r>
+        <w:rPr>
+          <w:rFonts w:ascii="Aptos" w:eastAsia="Aptos" w:hAnsi="Aptos" w:cs="Aptos"/>
+        </w:rPr>
+        <w:t xml:space="preserve"> a crucial role in understanding current challenges and threats and mapping future pathways for innovative solutions. Building on historical, cultural, social, legal and philosophical perspectives, research will foster the further development of democracy with a view to enhancing citizen participation and inclusive policymaking, promoting equality and inclusiveness, addressing the impact of AI and the digital transformation of democracy. It will also reinforce democratic resilience and civic preparedness, and preserve the role of free, independent and plural media as key tenets of democracy, among other objectives.</w:t>
       </w:r>
     </w:p>
     <w:p>
@@ -844,25 +1003,54 @@
         <w:rPr>
           <w:rFonts w:ascii="Aptos" w:eastAsia="Aptos" w:hAnsi="Aptos" w:cs="Aptos"/>
         </w:rPr>
-        <w:t>The destination seeks synergies with other relevant EU programmes, in particular for the uptake of research results and innovative solutions developed under Horizon Europe. Interaction – among others – with the following programmes is encouraged: Digital Europe (DIGITAL), Technical Support Instrument, CERV (Citizens, Equality, Rights and Values), Erasmus+, ESF+ and Global Europe: Neighbourhood, Development and International Cooperation Instrument.</w:t>
-      </w:r>
-    </w:p>
-    <w:p>
-      <w:pPr>
-        <w:spacing w:before="240" w:after="240"/>
-      </w:pPr>
-      <w:r>
-        <w:rPr>
-          <w:rFonts w:ascii="Aptos" w:eastAsia="Aptos" w:hAnsi="Aptos" w:cs="Aptos"/>
-        </w:rPr>
-        <w:t>Applicants are encouraged to consider, where relevant, the services offered by the current and future EU-funded European Research Infrastructures, particularly those in the social sciences and humanities domain</w:t>
+        <w:t xml:space="preserve">The destination seeks synergies with other relevant EU programmes, </w:t>
+      </w:r>
+      <w:proofErr w:type="gramStart"/>
+      <w:r>
+        <w:rPr>
+          <w:rFonts w:ascii="Aptos" w:eastAsia="Aptos" w:hAnsi="Aptos" w:cs="Aptos"/>
+        </w:rPr>
+        <w:t>in particular for</w:t>
+      </w:r>
+      <w:proofErr w:type="gramEnd"/>
+      <w:r>
+        <w:rPr>
+          <w:rFonts w:ascii="Aptos" w:eastAsia="Aptos" w:hAnsi="Aptos" w:cs="Aptos"/>
+        </w:rPr>
+        <w:t xml:space="preserve"> the uptake of research results and innovative solutions developed under Horizon Europe. Interaction – among others – with the following programmes is encouraged: Digital Europe (DIGITAL), Technical Support Instrument, CERV (Citizens, Equality, Rights and Values), Erasmus+, ESF+ and Global Europe: Neighbourhood, Development and International Cooperation Instrument.</w:t>
+      </w:r>
+    </w:p>
+    <w:p>
+      <w:pPr>
+        <w:spacing w:before="240" w:after="240"/>
+      </w:pPr>
+      <w:r>
+        <w:rPr>
+          <w:rFonts w:ascii="Aptos" w:eastAsia="Aptos" w:hAnsi="Aptos" w:cs="Aptos"/>
+        </w:rPr>
+        <w:t xml:space="preserve">Applicants are encouraged to consider, where relevant, the services offered by the current and future EU-funded European Research Infrastructures, particularly those in the social sciences and humanities </w:t>
+      </w:r>
+      <w:proofErr w:type="gramStart"/>
+      <w:r>
+        <w:rPr>
+          <w:rFonts w:ascii="Aptos" w:eastAsia="Aptos" w:hAnsi="Aptos" w:cs="Aptos"/>
+        </w:rPr>
+        <w:t>domain</w:t>
       </w:r>
       <w:r>
         <w:rPr>
           <w:rFonts w:ascii="Aptos" w:eastAsia="Aptos" w:hAnsi="Aptos" w:cs="Aptos"/>
           <w:vertAlign w:val="superscript"/>
         </w:rPr>
-        <w:t>[1]</w:t>
+        <w:t>[</w:t>
+      </w:r>
+      <w:proofErr w:type="gramEnd"/>
+      <w:r>
+        <w:rPr>
+          <w:rFonts w:ascii="Aptos" w:eastAsia="Aptos" w:hAnsi="Aptos" w:cs="Aptos"/>
+          <w:vertAlign w:val="superscript"/>
+        </w:rPr>
+        <w:t>1]</w:t>
       </w:r>
       <w:r>
         <w:rPr>
@@ -879,7 +1067,49 @@
         <w:rPr>
           <w:rFonts w:ascii="Aptos" w:eastAsia="Aptos" w:hAnsi="Aptos" w:cs="Aptos"/>
         </w:rPr>
-        <w:t>As the destination aims directly at citizen engagement and at producing lasting change, it is of particular importance that the research and innovation actions promote the highest standards of transparency and openness. Particular efforts should be made to ensure that the data produced in the context of this destination is FAIR (Findable, Accessible, Interoperable and Re-usable). When applicable, it is encouraged to open up the process, criteria, methodologies and data to civil society in the course of the research.</w:t>
+        <w:t xml:space="preserve">As the destination aims directly at citizen engagement and at producing lasting change, it is of particular importance that the research and innovation actions promote the highest standards of transparency and openness. </w:t>
+      </w:r>
+      <w:proofErr w:type="gramStart"/>
+      <w:r>
+        <w:rPr>
+          <w:rFonts w:ascii="Aptos" w:eastAsia="Aptos" w:hAnsi="Aptos" w:cs="Aptos"/>
+        </w:rPr>
+        <w:t>Particular efforts</w:t>
+      </w:r>
+      <w:proofErr w:type="gramEnd"/>
+      <w:r>
+        <w:rPr>
+          <w:rFonts w:ascii="Aptos" w:eastAsia="Aptos" w:hAnsi="Aptos" w:cs="Aptos"/>
+        </w:rPr>
+        <w:t xml:space="preserve"> should be made to ensure that the data produced in the context of this destination is FAIR (Findable, Accessible, Interoperable and Re-usable). When applicable, it is encouraged to </w:t>
+      </w:r>
+      <w:proofErr w:type="gramStart"/>
+      <w:r>
+        <w:rPr>
+          <w:rFonts w:ascii="Aptos" w:eastAsia="Aptos" w:hAnsi="Aptos" w:cs="Aptos"/>
+        </w:rPr>
+        <w:t>open up</w:t>
+      </w:r>
+      <w:proofErr w:type="gramEnd"/>
+      <w:r>
+        <w:rPr>
+          <w:rFonts w:ascii="Aptos" w:eastAsia="Aptos" w:hAnsi="Aptos" w:cs="Aptos"/>
+        </w:rPr>
+        <w:t xml:space="preserve"> the process, criteria, methodologies and data to civil society </w:t>
+      </w:r>
+      <w:proofErr w:type="gramStart"/>
+      <w:r>
+        <w:rPr>
+          <w:rFonts w:ascii="Aptos" w:eastAsia="Aptos" w:hAnsi="Aptos" w:cs="Aptos"/>
+        </w:rPr>
+        <w:t>in the course of</w:t>
+      </w:r>
+      <w:proofErr w:type="gramEnd"/>
+      <w:r>
+        <w:rPr>
+          <w:rFonts w:ascii="Aptos" w:eastAsia="Aptos" w:hAnsi="Aptos" w:cs="Aptos"/>
+        </w:rPr>
+        <w:t xml:space="preserve"> the research.</w:t>
       </w:r>
     </w:p>
     <w:p>
